--- a/IEEEposter-老師改過的-2.docx
+++ b/IEEEposter-老師改過的-2.docx
@@ -1,13 +1,12 @@
 
 <file path=word/document.xml><?xml version="1.0" encoding="utf-8"?>
-<w:document xmlns:cx="http://schemas.microsoft.com/office/drawing/2014/chartex" xmlns:cx1="http://schemas.microsoft.com/office/drawing/2015/9/8/chartex" xmlns:cx2="http://schemas.microsoft.com/office/drawing/2015/10/21/chartex" xmlns:cx3="http://schemas.microsoft.com/office/drawing/2016/5/9/chartex" xmlns:cx4="http://schemas.microsoft.com/office/drawing/2016/5/10/chartex" xmlns:cx5="http://schemas.microsoft.com/office/drawing/2016/5/11/chartex" xmlns:cx6="http://schemas.microsoft.com/office/drawing/2016/5/12/chartex" xmlns:cx7="http://schemas.microsoft.com/office/drawing/2016/5/13/chartex" xmlns:cx8="http://schemas.microsoft.com/office/drawing/2016/5/14/chartex" xmlns:mc="http://schemas.openxmlformats.org/markup-compatibility/2006" xmlns:aink="http://schemas.microsoft.com/office/drawing/2016/ink" xmlns:am3d="http://schemas.microsoft.com/office/drawing/2017/model3d" xmlns:o="urn:schemas-microsoft-com:office:office" xmlns:oel="http://schemas.microsoft.com/office/2019/extlst" xmlns:r="http://purl.oclc.org/ooxml/officeDocument/relationships" xmlns:m="http://purl.oclc.org/ooxml/officeDocument/math" xmlns:v="urn:schemas-microsoft-com:vml" xmlns:wp14="http://schemas.microsoft.com/office/word/2010/wordprocessingDrawing" xmlns:wp="http://purl.oclc.org/ooxml/drawingml/wordprocessingDrawing" xmlns:w10="urn:schemas-microsoft-com:office:word" xmlns:w="http://purl.oclc.org/ooxml/wordprocessingml/main" xmlns:w14="http://schemas.microsoft.com/office/word/2010/wordml" xmlns:w15="http://schemas.microsoft.com/office/word/2012/wordml" xmlns:w16cex="http://schemas.microsoft.com/office/word/2018/wordml/cex" xmlns:w16cid="http://schemas.microsoft.com/office/word/2016/wordml/cid" xmlns:w16="http://schemas.microsoft.com/office/word/2018/wordml" xmlns:w16du="http://schemas.microsoft.com/office/word/2023/wordml/word16du" xmlns:w16sdtdh="http://schemas.microsoft.com/office/word/2020/wordml/sdtdatahash" xmlns:w16se="http://schemas.microsoft.com/office/word/2015/wordml/symex" xmlns:wpi="http://schemas.microsoft.com/office/word/2010/wordprocessingInk" xmlns:wne="http://schemas.microsoft.com/office/word/2006/wordml" mc:Ignorable="w14 w15 w16se w16cid w16 w16cex w16sdtdh w16du wne wp14" w:conformance="strict">
+<w:document xmlns:cx="http://schemas.microsoft.com/office/drawing/2014/chartex" xmlns:cx1="http://schemas.microsoft.com/office/drawing/2015/9/8/chartex" xmlns:cx2="http://schemas.microsoft.com/office/drawing/2015/10/21/chartex" xmlns:cx3="http://schemas.microsoft.com/office/drawing/2016/5/9/chartex" xmlns:cx4="http://schemas.microsoft.com/office/drawing/2016/5/10/chartex" xmlns:cx5="http://schemas.microsoft.com/office/drawing/2016/5/11/chartex" xmlns:cx6="http://schemas.microsoft.com/office/drawing/2016/5/12/chartex" xmlns:cx7="http://schemas.microsoft.com/office/drawing/2016/5/13/chartex" xmlns:cx8="http://schemas.microsoft.com/office/drawing/2016/5/14/chartex" xmlns:mc="http://schemas.openxmlformats.org/markup-compatibility/2006" xmlns:aink="http://schemas.microsoft.com/office/drawing/2016/ink" xmlns:am3d="http://schemas.microsoft.com/office/drawing/2017/model3d" xmlns:o="urn:schemas-microsoft-com:office:office" xmlns:oel="http://schemas.microsoft.com/office/2019/extlst" xmlns:r="http://purl.oclc.org/ooxml/officeDocument/relationships" xmlns:m="http://purl.oclc.org/ooxml/officeDocument/math" xmlns:v="urn:schemas-microsoft-com:vml" xmlns:wp14="http://schemas.microsoft.com/office/word/2010/wordprocessingDrawing" xmlns:wp="http://purl.oclc.org/ooxml/drawingml/wordprocessingDrawing" xmlns:w10="urn:schemas-microsoft-com:office:word" xmlns:w="http://purl.oclc.org/ooxml/wordprocessingml/main" xmlns:w14="http://schemas.microsoft.com/office/word/2010/wordml" xmlns:w15="http://schemas.microsoft.com/office/word/2012/wordml" xmlns:w16cex="http://schemas.microsoft.com/office/word/2018/wordml/cex" xmlns:w16cid="http://schemas.microsoft.com/office/word/2016/wordml/cid" xmlns:w16="http://schemas.microsoft.com/office/word/2018/wordml" xmlns:w16du="http://schemas.microsoft.com/office/word/2023/wordml/word16du" xmlns:w16sdtdh="http://schemas.microsoft.com/office/word/2020/wordml/sdtdatahash" xmlns:w16sdtfl="http://schemas.microsoft.com/office/word/2024/wordml/sdtformatlock" xmlns:w16se="http://schemas.microsoft.com/office/word/2015/wordml/symex" xmlns:wpi="http://schemas.microsoft.com/office/word/2010/wordprocessingInk" xmlns:wne="http://schemas.microsoft.com/office/word/2006/wordml" mc:Ignorable="w14 w15 w16se w16cid w16 w16cex w16sdtdh w16sdtfl w16du wne wp14" w:conformance="strict">
   <w:body>
     <w:p>
       <w:pPr>
         <w:pStyle w:val="papertitle"/>
         <w:spacing w:before="5pt" w:beforeAutospacing="1" w:after="5pt" w:afterAutospacing="1"/>
         <w:rPr>
-          <w:rFonts w:hint="eastAsia"/>
           <w:color w:val="FF0000"/>
           <w:kern w:val="48"/>
         </w:rPr>
@@ -623,6 +622,7 @@
       <w:pPr>
         <w:pStyle w:val="Abstract"/>
       </w:pPr>
+      <w:proofErr w:type="gramStart"/>
       <w:r>
         <w:rPr>
           <w:i/>
@@ -634,7 +634,11 @@
         <w:t>—</w:t>
       </w:r>
       <w:r>
-        <w:t>As classic computer technology advances, it has encountered a bottleneck. Under the von Neumann architecture, data storage technology progressed slowly, and it was difficult to significantly improve the computing power of classic computers. In comparison, although quantum computers are still relatively immature, their time complexity for specific problems far exceeds that of classical computers.</w:t>
+        <w:t>As classic computer</w:t>
+      </w:r>
+      <w:proofErr w:type="gramEnd"/>
+      <w:r>
+        <w:t xml:space="preserve"> technology advances, it has encountered a bottleneck. Under the von Neumann architecture, data storage technology progressed slowly, and it was difficult to significantly improve the computing power of classic computers. In comparison, although quantum computers are still relatively immature, their time complexity for specific problems far exceeds that of classical computers.</w:t>
       </w:r>
     </w:p>
     <w:p>
@@ -682,7 +686,15 @@
         <w:t>In our study, we use</w:t>
       </w:r>
       <w:r>
-        <w:t xml:space="preserve"> simulator to implement Shor’s error correction code (SRCC) and develop Shor’s error correction code with random method (SRCC-R) on bit flip errors problem.</w:t>
+        <w:t xml:space="preserve"> </w:t>
+      </w:r>
+      <w:proofErr w:type="gramStart"/>
+      <w:r>
+        <w:t>simulator</w:t>
+      </w:r>
+      <w:proofErr w:type="gramEnd"/>
+      <w:r>
+        <w:t xml:space="preserve"> to implement Shor’s error correction code (SRCC) and develop Shor’s error correction code with random method (SRCC-R) on bit flip errors problem.</w:t>
       </w:r>
       <w:r>
         <w:t xml:space="preserve"> We consider the IBM quantum computer system with the error </w:t>
@@ -700,10 +712,18 @@
         <w:t xml:space="preserve"> In our result shows that </w:t>
       </w:r>
       <w:r>
-        <w:t xml:space="preserve">using SRCC the flip errors can correct less than 25 controlled-not gates with  </w:t>
-      </w:r>
-      <w:r>
-        <w:t xml:space="preserve">0.97 </w:t>
+        <w:t xml:space="preserve">using SRCC the flip errors can correct less than 25 controlled-not gates </w:t>
+      </w:r>
+      <w:proofErr w:type="gramStart"/>
+      <w:r>
+        <w:t xml:space="preserve">with  </w:t>
+      </w:r>
+      <w:r>
+        <w:t>0.97</w:t>
+      </w:r>
+      <w:proofErr w:type="gramEnd"/>
+      <w:r>
+        <w:t xml:space="preserve"> </w:t>
       </w:r>
       <w:r>
         <w:t>correct rate. In our method, SRCC-R the flip errors can correct larger than 500 controlled-not gates with</w:t>
@@ -1305,39 +1325,7 @@
           <w:rFonts w:eastAsiaTheme="minorEastAsia"/>
           <w:lang w:eastAsia="zh-TW"/>
         </w:rPr>
-        <w:t xml:space="preserve">by </w:t>
-      </w:r>
-      <w:proofErr w:type="spellStart"/>
-      <w:r>
-        <w:rPr>
-          <w:rFonts w:eastAsiaTheme="minorEastAsia"/>
-          <w:lang w:eastAsia="zh-TW"/>
-        </w:rPr>
-        <w:t>Steane</w:t>
-      </w:r>
-      <w:proofErr w:type="spellEnd"/>
-      <w:r>
-        <w:rPr>
-          <w:rFonts w:eastAsiaTheme="minorEastAsia"/>
-          <w:lang w:eastAsia="zh-TW"/>
-        </w:rPr>
-        <w:t xml:space="preserve"> [2]. Also the general theory of quantum error correction was shown on papers of Calderbank and Shor [3] and </w:t>
-      </w:r>
-      <w:proofErr w:type="spellStart"/>
-      <w:r>
-        <w:rPr>
-          <w:rFonts w:eastAsiaTheme="minorEastAsia"/>
-          <w:lang w:eastAsia="zh-TW"/>
-        </w:rPr>
-        <w:t>Steane</w:t>
-      </w:r>
-      <w:proofErr w:type="spellEnd"/>
-      <w:r>
-        <w:rPr>
-          <w:rFonts w:eastAsiaTheme="minorEastAsia"/>
-          <w:lang w:eastAsia="zh-TW"/>
-        </w:rPr>
-        <w:t xml:space="preserve"> [4]. </w:t>
+        <w:t xml:space="preserve">by Steane [2]. Also the general theory of quantum error correction was shown on papers of Calderbank and Shor [3] and Steane [4]. </w:t>
       </w:r>
     </w:p>
     <w:p>
@@ -1670,7 +1658,21 @@
         <w:rPr>
           <w:lang w:val="en-US" w:eastAsia="zh-TW"/>
         </w:rPr>
-        <w:t xml:space="preserve">the information of bits is the most important calculation information. Second, although the information of phase is also important in quantum computation, however, it is to use the same error-correction method to correct the information of phase by changing the measure basis. Third we want to find out the ability of the quantum computer with error, so </w:t>
+        <w:t xml:space="preserve">the information of bits is the most important calculation information. Second, although the information of phase is also important in quantum </w:t>
+      </w:r>
+      <w:proofErr w:type="gramStart"/>
+      <w:r>
+        <w:rPr>
+          <w:lang w:val="en-US" w:eastAsia="zh-TW"/>
+        </w:rPr>
+        <w:t>computation, however</w:t>
+      </w:r>
+      <w:proofErr w:type="gramEnd"/>
+      <w:r>
+        <w:rPr>
+          <w:lang w:val="en-US" w:eastAsia="zh-TW"/>
+        </w:rPr>
+        <w:t xml:space="preserve">, it is to use the same error-correction method to correct the information of phase by changing the measure basis. Third we want to find out the ability of the quantum computer with error, so </w:t>
       </w:r>
       <w:r>
         <w:rPr>
@@ -1751,7 +1753,23 @@
           <w:rFonts w:eastAsiaTheme="minorEastAsia"/>
           <w:lang w:eastAsia="zh-TW"/>
         </w:rPr>
-        <w:t>The quantum error correction algorithm must not only consider the accuracy after error correction, but the two-qubit gate used for error correction must also conform to the arrangement of the quantum computer qubit grid.</w:t>
+        <w:t xml:space="preserve">The quantum error correction algorithm must not only consider </w:t>
+      </w:r>
+      <w:proofErr w:type="gramStart"/>
+      <w:r>
+        <w:rPr>
+          <w:rFonts w:eastAsiaTheme="minorEastAsia"/>
+          <w:lang w:eastAsia="zh-TW"/>
+        </w:rPr>
+        <w:t>the accuracy</w:t>
+      </w:r>
+      <w:proofErr w:type="gramEnd"/>
+      <w:r>
+        <w:rPr>
+          <w:rFonts w:eastAsiaTheme="minorEastAsia"/>
+          <w:lang w:eastAsia="zh-TW"/>
+        </w:rPr>
+        <w:t xml:space="preserve"> after error correction, but the two-qubit gate used for error correction must also conform to the arrangement of the quantum computer qubit grid.</w:t>
       </w:r>
       <w:r>
         <w:rPr>
@@ -1772,7 +1790,23 @@
           <w:rFonts w:eastAsiaTheme="minorEastAsia"/>
           <w:lang w:eastAsia="zh-TW"/>
         </w:rPr>
-        <w:t xml:space="preserve"> Therefore, we chosen </w:t>
+        <w:t xml:space="preserve"> Therefore, we </w:t>
+      </w:r>
+      <w:proofErr w:type="gramStart"/>
+      <w:r>
+        <w:rPr>
+          <w:rFonts w:eastAsiaTheme="minorEastAsia"/>
+          <w:lang w:eastAsia="zh-TW"/>
+        </w:rPr>
+        <w:t>chosen</w:t>
+      </w:r>
+      <w:proofErr w:type="gramEnd"/>
+      <w:r>
+        <w:rPr>
+          <w:rFonts w:eastAsiaTheme="minorEastAsia"/>
+          <w:lang w:eastAsia="zh-TW"/>
+        </w:rPr>
+        <w:t xml:space="preserve"> </w:t>
       </w:r>
       <w:r>
         <w:rPr>
@@ -2868,12 +2902,21 @@
           <w:lang w:eastAsia="zh-TW"/>
         </w:rPr>
       </w:pPr>
-      <w:r>
-        <w:rPr>
-          <w:rFonts w:eastAsiaTheme="minorEastAsia"/>
-          <w:lang w:eastAsia="zh-TW"/>
-        </w:rPr>
-        <w:t>And the other hand,</w:t>
+      <w:proofErr w:type="gramStart"/>
+      <w:r>
+        <w:rPr>
+          <w:rFonts w:eastAsiaTheme="minorEastAsia"/>
+          <w:lang w:eastAsia="zh-TW"/>
+        </w:rPr>
+        <w:t>And</w:t>
+      </w:r>
+      <w:proofErr w:type="gramEnd"/>
+      <w:r>
+        <w:rPr>
+          <w:rFonts w:eastAsiaTheme="minorEastAsia"/>
+          <w:lang w:eastAsia="zh-TW"/>
+        </w:rPr>
+        <w:t xml:space="preserve"> the other hand,</w:t>
       </w:r>
       <w:r>
         <w:rPr>
@@ -3085,7 +3128,23 @@
           <w:rFonts w:eastAsiaTheme="minorEastAsia"/>
           <w:lang w:eastAsia="zh-TW"/>
         </w:rPr>
-        <w:t>temporarily store the error correction results of each group of three-bit repetition codes into another group of qubits corresponding to the 6-qubit index, and then sample the next group of three-bit repetition codes. Original uncorrected errors to avoid each error correction affecting each other. After all error corrections are completed, the results are written back to the original q0.</w:t>
+        <w:t xml:space="preserve">temporarily store the error correction results of each group of three-bit repetition codes into another group of qubits corresponding to the 6-qubit </w:t>
+      </w:r>
+      <w:proofErr w:type="gramStart"/>
+      <w:r>
+        <w:rPr>
+          <w:rFonts w:eastAsiaTheme="minorEastAsia"/>
+          <w:lang w:eastAsia="zh-TW"/>
+        </w:rPr>
+        <w:t>index, and</w:t>
+      </w:r>
+      <w:proofErr w:type="gramEnd"/>
+      <w:r>
+        <w:rPr>
+          <w:rFonts w:eastAsiaTheme="minorEastAsia"/>
+          <w:lang w:eastAsia="zh-TW"/>
+        </w:rPr>
+        <w:t xml:space="preserve"> then sample the next group of three-bit repetition codes. Original uncorrected errors to avoid each error correction affecting each other. After all error corrections are completed, the results are written back to the original q0.</w:t>
       </w:r>
       <w:r>
         <w:rPr>
@@ -3215,7 +3274,23 @@
           <w:rFonts w:eastAsiaTheme="minorEastAsia"/>
           <w:lang w:eastAsia="zh-TW"/>
         </w:rPr>
-        <w:t>It is obviously that the correct rate is better than previous results.</w:t>
+        <w:t xml:space="preserve">It is </w:t>
+      </w:r>
+      <w:proofErr w:type="gramStart"/>
+      <w:r>
+        <w:rPr>
+          <w:rFonts w:eastAsiaTheme="minorEastAsia"/>
+          <w:lang w:eastAsia="zh-TW"/>
+        </w:rPr>
+        <w:t>obviously</w:t>
+      </w:r>
+      <w:proofErr w:type="gramEnd"/>
+      <w:r>
+        <w:rPr>
+          <w:rFonts w:eastAsiaTheme="minorEastAsia"/>
+          <w:lang w:eastAsia="zh-TW"/>
+        </w:rPr>
+        <w:t xml:space="preserve"> that the correct rate is better than previous results.</w:t>
       </w:r>
       <w:r>
         <w:rPr>
@@ -3230,7 +3305,23 @@
           <w:rFonts w:eastAsiaTheme="minorEastAsia"/>
           <w:lang w:eastAsia="zh-TW"/>
         </w:rPr>
-        <w:t>The correct rate after using 500 times controlled-not gate operations is above than 0.8 even in the error rate equal to 0.007.</w:t>
+        <w:t xml:space="preserve">The correct rate after using 500 times controlled-not gate operations is </w:t>
+      </w:r>
+      <w:proofErr w:type="gramStart"/>
+      <w:r>
+        <w:rPr>
+          <w:rFonts w:eastAsiaTheme="minorEastAsia"/>
+          <w:lang w:eastAsia="zh-TW"/>
+        </w:rPr>
+        <w:t>above than</w:t>
+      </w:r>
+      <w:proofErr w:type="gramEnd"/>
+      <w:r>
+        <w:rPr>
+          <w:rFonts w:eastAsiaTheme="minorEastAsia"/>
+          <w:lang w:eastAsia="zh-TW"/>
+        </w:rPr>
+        <w:t xml:space="preserve"> 0.8 even in the error rate equal to 0.007.</w:t>
       </w:r>
       <w:r>
         <w:rPr>
@@ -3259,7 +3350,23 @@
           <w:rFonts w:eastAsiaTheme="minorEastAsia"/>
           <w:lang w:eastAsia="zh-TW"/>
         </w:rPr>
-        <w:t xml:space="preserve"> that there is a dipper about 1</w:t>
+        <w:t xml:space="preserve"> that there is a </w:t>
+      </w:r>
+      <w:proofErr w:type="gramStart"/>
+      <w:r>
+        <w:rPr>
+          <w:rFonts w:eastAsiaTheme="minorEastAsia"/>
+          <w:lang w:eastAsia="zh-TW"/>
+        </w:rPr>
+        <w:t>dipper</w:t>
+      </w:r>
+      <w:proofErr w:type="gramEnd"/>
+      <w:r>
+        <w:rPr>
+          <w:rFonts w:eastAsiaTheme="minorEastAsia"/>
+          <w:lang w:eastAsia="zh-TW"/>
+        </w:rPr>
+        <w:t xml:space="preserve"> about 1</w:t>
       </w:r>
       <w:r>
         <w:rPr>
@@ -3345,7 +3452,23 @@
           <w:rFonts w:eastAsiaTheme="minorEastAsia"/>
           <w:lang w:eastAsia="zh-TW"/>
         </w:rPr>
-        <w:t xml:space="preserve"> that the correct rate is recovered in using our method.</w:t>
+        <w:t xml:space="preserve"> that the correct rate is recovered </w:t>
+      </w:r>
+      <w:proofErr w:type="gramStart"/>
+      <w:r>
+        <w:rPr>
+          <w:rFonts w:eastAsiaTheme="minorEastAsia"/>
+          <w:lang w:eastAsia="zh-TW"/>
+        </w:rPr>
+        <w:t>in</w:t>
+      </w:r>
+      <w:proofErr w:type="gramEnd"/>
+      <w:r>
+        <w:rPr>
+          <w:rFonts w:eastAsiaTheme="minorEastAsia"/>
+          <w:lang w:eastAsia="zh-TW"/>
+        </w:rPr>
+        <w:t xml:space="preserve"> using our method.</w:t>
       </w:r>
     </w:p>
     <w:p>
@@ -3516,11 +3639,19 @@
           <w:lang w:eastAsia="zh-TW"/>
         </w:rPr>
       </w:pPr>
+      <w:proofErr w:type="gramStart"/>
       <w:r>
         <w:rPr>
           <w:lang w:val="en-US"/>
         </w:rPr>
-        <w:t>According above thinking, if we can shuffle randomly chose index qubit, the error correction will be more eff</w:t>
+        <w:t>According</w:t>
+      </w:r>
+      <w:proofErr w:type="gramEnd"/>
+      <w:r>
+        <w:rPr>
+          <w:lang w:val="en-US"/>
+        </w:rPr>
+        <w:t xml:space="preserve"> above thinking, if we can shuffle randomly chose index qubit, the error correction will be more eff</w:t>
       </w:r>
       <w:r>
         <w:rPr>
@@ -4000,7 +4131,7 @@
         </w:numPr>
         <w:jc w:val="center"/>
         <w:rPr>
-          <w:rFonts w:eastAsiaTheme="minorEastAsia" w:hint="eastAsia"/>
+          <w:rFonts w:eastAsiaTheme="minorEastAsia"/>
           <w:lang w:eastAsia="zh-TW"/>
         </w:rPr>
       </w:pPr>
@@ -4031,7 +4162,7 @@
                         </a:ext>
                       </a:extLst>
                     </a:blip>
-                    <a:srcRect l="6.851%" t="6.974%" r="8.618%" b="2.357%"/>
+                    <a:srcRect l="6.851%" t="6.974%" r="8.617%" b="2.356%"/>
                     <a:stretch/>
                   </pic:blipFill>
                   <pic:spPr bwMode="auto">
@@ -4064,7 +4195,6 @@
         <w:pStyle w:val="figurecaption"/>
         <w:jc w:val="center"/>
         <w:rPr>
-          <w:rFonts w:hint="eastAsia"/>
           <w:lang w:eastAsia="zh-TW"/>
         </w:rPr>
       </w:pPr>
@@ -4137,7 +4267,16 @@
           <w:szCs w:val="20"/>
           <w:lang w:eastAsia="zh-TW"/>
         </w:rPr>
-        <w:t>uantum error correction is a complex issue. Although all the methods we proposed could not maintain a consistent accuracy rate under an error rate of 0.007, if we optimistically use the latest quantum computer error rate from IBM (0.002) for experimentation, our method can indeed maintain the accuracy rate at a certain level (0.95). In this process, we also applied a significant error rate at a specific time to see if our error correction method could flexibly restore the accuracy rate to its original level. The results were excellent; our error correction method can maintain a certain accuracy rate on IBM's quantum computer. At the same time, we also understand the importance of random permutations for all error correction algorithms. When developing error correction algorithms in the future, attention should be paid to whether the method will cause random permutations.</w:t>
+        <w:t xml:space="preserve">uantum error correction is a complex issue. Although all the methods we proposed could not maintain a consistent accuracy rate under an error rate of 0.007, if we optimistically use the latest quantum computer error rate from IBM (0.002) for experimentation, our method can indeed maintain the accuracy rate at a certain level (0.95). In this process, we also applied a significant error rate at a specific time to see if our error correction method could flexibly restore the accuracy rate to its original level. The results were excellent; our error correction method can maintain a certain accuracy rate on IBM's quantum computer. </w:t>
+      </w:r>
+      <w:r>
+        <w:rPr>
+          <w:rFonts w:eastAsiaTheme="minorEastAsia"/>
+          <w:sz w:val="20"/>
+          <w:szCs w:val="20"/>
+          <w:lang w:eastAsia="zh-TW"/>
+        </w:rPr>
+        <w:t>At the same time, we also understand the importance of random permutations for all error correction algorithms. When developing error correction algorithms in the future, attention should be paid to whether the method will cause random permutations.</w:t>
       </w:r>
     </w:p>
     <w:p>
@@ -4178,41 +4317,59 @@
           <w:spacing w:val="8"/>
           <w:shd w:val="clear" w:color="auto" w:fill="FFFFFF"/>
         </w:rPr>
-        <w:t xml:space="preserve"> National Science and Technology Council in Taiwan and </w:t>
-      </w:r>
-      <w:r>
-        <w:rPr>
-          <w:rFonts w:eastAsiaTheme="minorEastAsia" w:hint="eastAsia"/>
+        <w:t xml:space="preserve"> </w:t>
+      </w:r>
+      <w:proofErr w:type="gramStart"/>
+      <w:r>
+        <w:rPr>
           <w:color w:val="000000"/>
           <w:spacing w:val="8"/>
           <w:shd w:val="clear" w:color="auto" w:fill="FFFFFF"/>
-          <w:lang w:eastAsia="zh-TW"/>
-        </w:rPr>
-        <w:t>I</w:t>
-      </w:r>
-      <w:r>
-        <w:rPr>
-          <w:rFonts w:eastAsiaTheme="minorEastAsia"/>
+        </w:rPr>
+        <w:t>National</w:t>
+      </w:r>
+      <w:proofErr w:type="gramEnd"/>
+      <w:r>
+        <w:rPr>
           <w:color w:val="000000"/>
           <w:spacing w:val="8"/>
           <w:shd w:val="clear" w:color="auto" w:fill="FFFFFF"/>
-          <w:lang w:eastAsia="zh-TW"/>
-        </w:rPr>
-        <w:t>BM Quantum Hub at National Taiwan University</w:t>
-      </w:r>
-      <w:r>
-        <w:rPr>
+        </w:rPr>
+        <w:t xml:space="preserve"> Science and Technology Council in Taiwan and </w:t>
+      </w:r>
+      <w:r>
+        <w:rPr>
+          <w:rFonts w:eastAsiaTheme="minorEastAsia" w:hint="eastAsia"/>
           <w:color w:val="000000"/>
           <w:spacing w:val="8"/>
           <w:shd w:val="clear" w:color="auto" w:fill="FFFFFF"/>
-        </w:rPr>
-        <w:t xml:space="preserve"> for providin</w:t>
-      </w:r>
-      <w:r>
-        <w:rPr>
+          <w:lang w:eastAsia="zh-TW"/>
+        </w:rPr>
+        <w:t>I</w:t>
+      </w:r>
+      <w:r>
+        <w:rPr>
+          <w:rFonts w:eastAsiaTheme="minorEastAsia"/>
           <w:color w:val="000000"/>
           <w:spacing w:val="8"/>
           <w:shd w:val="clear" w:color="auto" w:fill="FFFFFF"/>
+          <w:lang w:eastAsia="zh-TW"/>
+        </w:rPr>
+        <w:t>BM Quantum Hub at National Taiwan University</w:t>
+      </w:r>
+      <w:r>
+        <w:rPr>
+          <w:color w:val="000000"/>
+          <w:spacing w:val="8"/>
+          <w:shd w:val="clear" w:color="auto" w:fill="FFFFFF"/>
+        </w:rPr>
+        <w:t xml:space="preserve"> for providin</w:t>
+      </w:r>
+      <w:r>
+        <w:rPr>
+          <w:color w:val="000000"/>
+          <w:spacing w:val="8"/>
+          <w:shd w:val="clear" w:color="auto" w:fill="FFFFFF"/>
         </w:rPr>
         <w:t>g the resource for using IBM quantum computer.</w:t>
       </w:r>
@@ -4221,7 +4378,7 @@
       <w:pPr>
         <w:pStyle w:val="Heading5"/>
         <w:rPr>
-          <w:rFonts w:eastAsiaTheme="minorEastAsia" w:hint="eastAsia"/>
+          <w:rFonts w:eastAsiaTheme="minorEastAsia"/>
           <w:lang w:eastAsia="zh-TW"/>
         </w:rPr>
       </w:pPr>
@@ -4321,207 +4478,7 @@
         </w:numPr>
         <w:spacing w:line="12pt" w:lineRule="auto"/>
         <w:rPr>
-          <w:rFonts w:eastAsiaTheme="minorEastAsia"/>
-          <w:b/>
-          <w:noProof w:val="0"/>
-          <w:color w:val="FF0000"/>
-          <w:spacing w:val="-1"/>
-          <w:sz w:val="20"/>
-          <w:szCs w:val="20"/>
-          <w:lang w:val="x-none" w:eastAsia="zh-TW"/>
-        </w:rPr>
-      </w:pPr>
-    </w:p>
-    <w:p>
-      <w:pPr>
-        <w:pStyle w:val="references"/>
-        <w:numPr>
-          <w:ilvl w:val="0"/>
-          <w:numId w:val="0"/>
-        </w:numPr>
-        <w:spacing w:line="12pt" w:lineRule="auto"/>
-        <w:rPr>
-          <w:rFonts w:eastAsiaTheme="minorEastAsia"/>
-          <w:b/>
-          <w:noProof w:val="0"/>
-          <w:color w:val="FF0000"/>
-          <w:spacing w:val="-1"/>
-          <w:sz w:val="20"/>
-          <w:szCs w:val="20"/>
-          <w:lang w:val="x-none" w:eastAsia="zh-TW"/>
-        </w:rPr>
-      </w:pPr>
-    </w:p>
-    <w:p>
-      <w:pPr>
-        <w:pStyle w:val="references"/>
-        <w:numPr>
-          <w:ilvl w:val="0"/>
-          <w:numId w:val="0"/>
-        </w:numPr>
-        <w:spacing w:line="12pt" w:lineRule="auto"/>
-        <w:rPr>
-          <w:rFonts w:eastAsiaTheme="minorEastAsia"/>
-          <w:b/>
-          <w:noProof w:val="0"/>
-          <w:color w:val="FF0000"/>
-          <w:spacing w:val="-1"/>
-          <w:sz w:val="20"/>
-          <w:szCs w:val="20"/>
-          <w:lang w:val="x-none" w:eastAsia="zh-TW"/>
-        </w:rPr>
-      </w:pPr>
-    </w:p>
-    <w:p>
-      <w:pPr>
-        <w:pStyle w:val="references"/>
-        <w:numPr>
-          <w:ilvl w:val="0"/>
-          <w:numId w:val="0"/>
-        </w:numPr>
-        <w:spacing w:line="12pt" w:lineRule="auto"/>
-        <w:rPr>
-          <w:rFonts w:eastAsiaTheme="minorEastAsia"/>
-          <w:b/>
-          <w:noProof w:val="0"/>
-          <w:color w:val="FF0000"/>
-          <w:spacing w:val="-1"/>
-          <w:sz w:val="20"/>
-          <w:szCs w:val="20"/>
-          <w:lang w:val="x-none" w:eastAsia="zh-TW"/>
-        </w:rPr>
-      </w:pPr>
-    </w:p>
-    <w:p>
-      <w:pPr>
-        <w:pStyle w:val="references"/>
-        <w:numPr>
-          <w:ilvl w:val="0"/>
-          <w:numId w:val="0"/>
-        </w:numPr>
-        <w:spacing w:line="12pt" w:lineRule="auto"/>
-        <w:rPr>
-          <w:rFonts w:eastAsiaTheme="minorEastAsia"/>
-          <w:b/>
-          <w:noProof w:val="0"/>
-          <w:color w:val="FF0000"/>
-          <w:spacing w:val="-1"/>
-          <w:sz w:val="20"/>
-          <w:szCs w:val="20"/>
-          <w:lang w:val="x-none" w:eastAsia="zh-TW"/>
-        </w:rPr>
-      </w:pPr>
-    </w:p>
-    <w:p>
-      <w:pPr>
-        <w:pStyle w:val="references"/>
-        <w:numPr>
-          <w:ilvl w:val="0"/>
-          <w:numId w:val="0"/>
-        </w:numPr>
-        <w:spacing w:line="12pt" w:lineRule="auto"/>
-        <w:rPr>
-          <w:rFonts w:eastAsiaTheme="minorEastAsia"/>
-          <w:b/>
-          <w:noProof w:val="0"/>
-          <w:color w:val="FF0000"/>
-          <w:spacing w:val="-1"/>
-          <w:sz w:val="20"/>
-          <w:szCs w:val="20"/>
-          <w:lang w:val="x-none" w:eastAsia="zh-TW"/>
-        </w:rPr>
-      </w:pPr>
-    </w:p>
-    <w:p>
-      <w:pPr>
-        <w:pStyle w:val="references"/>
-        <w:numPr>
-          <w:ilvl w:val="0"/>
-          <w:numId w:val="0"/>
-        </w:numPr>
-        <w:spacing w:line="12pt" w:lineRule="auto"/>
-        <w:rPr>
-          <w:rFonts w:eastAsiaTheme="minorEastAsia"/>
-          <w:b/>
-          <w:noProof w:val="0"/>
-          <w:color w:val="FF0000"/>
-          <w:spacing w:val="-1"/>
-          <w:sz w:val="20"/>
-          <w:szCs w:val="20"/>
-          <w:lang w:val="x-none" w:eastAsia="zh-TW"/>
-        </w:rPr>
-      </w:pPr>
-    </w:p>
-    <w:p>
-      <w:pPr>
-        <w:pStyle w:val="references"/>
-        <w:numPr>
-          <w:ilvl w:val="0"/>
-          <w:numId w:val="0"/>
-        </w:numPr>
-        <w:spacing w:line="12pt" w:lineRule="auto"/>
-        <w:rPr>
-          <w:rFonts w:eastAsiaTheme="minorEastAsia"/>
-          <w:b/>
-          <w:noProof w:val="0"/>
-          <w:color w:val="FF0000"/>
-          <w:spacing w:val="-1"/>
-          <w:sz w:val="20"/>
-          <w:szCs w:val="20"/>
-          <w:lang w:val="x-none" w:eastAsia="zh-TW"/>
-        </w:rPr>
-      </w:pPr>
-    </w:p>
-    <w:p>
-      <w:pPr>
-        <w:pStyle w:val="references"/>
-        <w:numPr>
-          <w:ilvl w:val="0"/>
-          <w:numId w:val="0"/>
-        </w:numPr>
-        <w:spacing w:line="12pt" w:lineRule="auto"/>
-        <w:rPr>
-          <w:rFonts w:eastAsiaTheme="minorEastAsia"/>
-          <w:b/>
-          <w:noProof w:val="0"/>
-          <w:color w:val="FF0000"/>
-          <w:spacing w:val="-1"/>
-          <w:sz w:val="20"/>
-          <w:szCs w:val="20"/>
-          <w:lang w:val="x-none" w:eastAsia="zh-TW"/>
-        </w:rPr>
-      </w:pPr>
-    </w:p>
-    <w:p>
-      <w:pPr>
-        <w:pStyle w:val="references"/>
-        <w:numPr>
-          <w:ilvl w:val="0"/>
-          <w:numId w:val="0"/>
-        </w:numPr>
-        <w:spacing w:line="12pt" w:lineRule="auto"/>
-        <w:rPr>
-          <w:rFonts w:eastAsiaTheme="minorEastAsia" w:hint="eastAsia"/>
-          <w:b/>
-          <w:noProof w:val="0"/>
-          <w:color w:val="FF0000"/>
-          <w:spacing w:val="-1"/>
-          <w:sz w:val="20"/>
-          <w:szCs w:val="20"/>
-          <w:lang w:val="x-none" w:eastAsia="zh-TW"/>
-        </w:rPr>
-      </w:pPr>
-    </w:p>
-    <w:p>
-      <w:pPr>
-        <w:pStyle w:val="references"/>
-        <w:numPr>
-          <w:ilvl w:val="0"/>
-          <w:numId w:val="0"/>
-        </w:numPr>
-        <w:spacing w:line="12pt" w:lineRule="auto"/>
-        <w:rPr>
-          <w:rFonts w:eastAsiaTheme="minorEastAsia"/>
+          <w:rFonts w:eastAsiaTheme="minorEastAsia" w:hint="eastAsia"/>
           <w:b/>
           <w:noProof w:val="0"/>
           <w:color w:val="FF0000"/>
@@ -4587,7 +4544,7 @@
 </file>
 
 <file path=word/endnotes.xml><?xml version="1.0" encoding="utf-8"?>
-<w:endnotes xmlns:cx="http://schemas.microsoft.com/office/drawing/2014/chartex" xmlns:cx1="http://schemas.microsoft.com/office/drawing/2015/9/8/chartex" xmlns:cx2="http://schemas.microsoft.com/office/drawing/2015/10/21/chartex" xmlns:cx3="http://schemas.microsoft.com/office/drawing/2016/5/9/chartex" xmlns:cx4="http://schemas.microsoft.com/office/drawing/2016/5/10/chartex" xmlns:cx5="http://schemas.microsoft.com/office/drawing/2016/5/11/chartex" xmlns:cx6="http://schemas.microsoft.com/office/drawing/2016/5/12/chartex" xmlns:cx7="http://schemas.microsoft.com/office/drawing/2016/5/13/chartex" xmlns:cx8="http://schemas.microsoft.com/office/drawing/2016/5/14/chartex" xmlns:mc="http://schemas.openxmlformats.org/markup-compatibility/2006" xmlns:aink="http://schemas.microsoft.com/office/drawing/2016/ink" xmlns:am3d="http://schemas.microsoft.com/office/drawing/2017/model3d" xmlns:o="urn:schemas-microsoft-com:office:office" xmlns:oel="http://schemas.microsoft.com/office/2019/extlst" xmlns:r="http://purl.oclc.org/ooxml/officeDocument/relationships" xmlns:m="http://purl.oclc.org/ooxml/officeDocument/math" xmlns:v="urn:schemas-microsoft-com:vml" xmlns:wp14="http://schemas.microsoft.com/office/word/2010/wordprocessingDrawing" xmlns:wp="http://purl.oclc.org/ooxml/drawingml/wordprocessingDrawing" xmlns:w10="urn:schemas-microsoft-com:office:word" xmlns:w="http://purl.oclc.org/ooxml/wordprocessingml/main" xmlns:w14="http://schemas.microsoft.com/office/word/2010/wordml" xmlns:w15="http://schemas.microsoft.com/office/word/2012/wordml" xmlns:w16cex="http://schemas.microsoft.com/office/word/2018/wordml/cex" xmlns:w16cid="http://schemas.microsoft.com/office/word/2016/wordml/cid" xmlns:w16="http://schemas.microsoft.com/office/word/2018/wordml" xmlns:w16du="http://schemas.microsoft.com/office/word/2023/wordml/word16du" xmlns:w16sdtdh="http://schemas.microsoft.com/office/word/2020/wordml/sdtdatahash" xmlns:w16se="http://schemas.microsoft.com/office/word/2015/wordml/symex" xmlns:wpi="http://schemas.microsoft.com/office/word/2010/wordprocessingInk" xmlns:wne="http://schemas.microsoft.com/office/word/2006/wordml" mc:Ignorable="w14 w15 w16se w16cid w16 w16cex w16sdtdh w16du wne wp14">
+<w:endnotes xmlns:cx="http://schemas.microsoft.com/office/drawing/2014/chartex" xmlns:cx1="http://schemas.microsoft.com/office/drawing/2015/9/8/chartex" xmlns:cx2="http://schemas.microsoft.com/office/drawing/2015/10/21/chartex" xmlns:cx3="http://schemas.microsoft.com/office/drawing/2016/5/9/chartex" xmlns:cx4="http://schemas.microsoft.com/office/drawing/2016/5/10/chartex" xmlns:cx5="http://schemas.microsoft.com/office/drawing/2016/5/11/chartex" xmlns:cx6="http://schemas.microsoft.com/office/drawing/2016/5/12/chartex" xmlns:cx7="http://schemas.microsoft.com/office/drawing/2016/5/13/chartex" xmlns:cx8="http://schemas.microsoft.com/office/drawing/2016/5/14/chartex" xmlns:mc="http://schemas.openxmlformats.org/markup-compatibility/2006" xmlns:aink="http://schemas.microsoft.com/office/drawing/2016/ink" xmlns:am3d="http://schemas.microsoft.com/office/drawing/2017/model3d" xmlns:o="urn:schemas-microsoft-com:office:office" xmlns:oel="http://schemas.microsoft.com/office/2019/extlst" xmlns:r="http://purl.oclc.org/ooxml/officeDocument/relationships" xmlns:m="http://purl.oclc.org/ooxml/officeDocument/math" xmlns:v="urn:schemas-microsoft-com:vml" xmlns:wp14="http://schemas.microsoft.com/office/word/2010/wordprocessingDrawing" xmlns:wp="http://purl.oclc.org/ooxml/drawingml/wordprocessingDrawing" xmlns:w10="urn:schemas-microsoft-com:office:word" xmlns:w="http://purl.oclc.org/ooxml/wordprocessingml/main" xmlns:w14="http://schemas.microsoft.com/office/word/2010/wordml" xmlns:w15="http://schemas.microsoft.com/office/word/2012/wordml" xmlns:w16cex="http://schemas.microsoft.com/office/word/2018/wordml/cex" xmlns:w16cid="http://schemas.microsoft.com/office/word/2016/wordml/cid" xmlns:w16="http://schemas.microsoft.com/office/word/2018/wordml" xmlns:w16du="http://schemas.microsoft.com/office/word/2023/wordml/word16du" xmlns:w16sdtdh="http://schemas.microsoft.com/office/word/2020/wordml/sdtdatahash" xmlns:w16sdtfl="http://schemas.microsoft.com/office/word/2024/wordml/sdtformatlock" xmlns:w16se="http://schemas.microsoft.com/office/word/2015/wordml/symex" xmlns:wpi="http://schemas.microsoft.com/office/word/2010/wordprocessingInk" xmlns:wne="http://schemas.microsoft.com/office/word/2006/wordml" mc:Ignorable="w14 w15 w16se w16cid w16 w16cex w16sdtdh w16sdtfl w16du wne wp14">
   <w:endnote w:type="separator" w:id="-1">
     <w:p>
       <w:r>
@@ -4606,7 +4563,7 @@
 </file>
 
 <file path=word/footer1.xml><?xml version="1.0" encoding="utf-8"?>
-<w:ftr xmlns:cx="http://schemas.microsoft.com/office/drawing/2014/chartex" xmlns:cx1="http://schemas.microsoft.com/office/drawing/2015/9/8/chartex" xmlns:cx2="http://schemas.microsoft.com/office/drawing/2015/10/21/chartex" xmlns:cx3="http://schemas.microsoft.com/office/drawing/2016/5/9/chartex" xmlns:cx4="http://schemas.microsoft.com/office/drawing/2016/5/10/chartex" xmlns:cx5="http://schemas.microsoft.com/office/drawing/2016/5/11/chartex" xmlns:cx6="http://schemas.microsoft.com/office/drawing/2016/5/12/chartex" xmlns:cx7="http://schemas.microsoft.com/office/drawing/2016/5/13/chartex" xmlns:cx8="http://schemas.microsoft.com/office/drawing/2016/5/14/chartex" xmlns:mc="http://schemas.openxmlformats.org/markup-compatibility/2006" xmlns:aink="http://schemas.microsoft.com/office/drawing/2016/ink" xmlns:am3d="http://schemas.microsoft.com/office/drawing/2017/model3d" xmlns:o="urn:schemas-microsoft-com:office:office" xmlns:oel="http://schemas.microsoft.com/office/2019/extlst" xmlns:r="http://purl.oclc.org/ooxml/officeDocument/relationships" xmlns:m="http://purl.oclc.org/ooxml/officeDocument/math" xmlns:v="urn:schemas-microsoft-com:vml" xmlns:wp14="http://schemas.microsoft.com/office/word/2010/wordprocessingDrawing" xmlns:wp="http://purl.oclc.org/ooxml/drawingml/wordprocessingDrawing" xmlns:w10="urn:schemas-microsoft-com:office:word" xmlns:w="http://purl.oclc.org/ooxml/wordprocessingml/main" xmlns:w14="http://schemas.microsoft.com/office/word/2010/wordml" xmlns:w15="http://schemas.microsoft.com/office/word/2012/wordml" xmlns:w16cex="http://schemas.microsoft.com/office/word/2018/wordml/cex" xmlns:w16cid="http://schemas.microsoft.com/office/word/2016/wordml/cid" xmlns:w16="http://schemas.microsoft.com/office/word/2018/wordml" xmlns:w16du="http://schemas.microsoft.com/office/word/2023/wordml/word16du" xmlns:w16sdtdh="http://schemas.microsoft.com/office/word/2020/wordml/sdtdatahash" xmlns:w16se="http://schemas.microsoft.com/office/word/2015/wordml/symex" xmlns:wpi="http://schemas.microsoft.com/office/word/2010/wordprocessingInk" xmlns:wne="http://schemas.microsoft.com/office/word/2006/wordml" mc:Ignorable="w14 w15 w16se w16cid w16 w16cex w16sdtdh w16du wne wp14">
+<w:ftr xmlns:cx="http://schemas.microsoft.com/office/drawing/2014/chartex" xmlns:cx1="http://schemas.microsoft.com/office/drawing/2015/9/8/chartex" xmlns:cx2="http://schemas.microsoft.com/office/drawing/2015/10/21/chartex" xmlns:cx3="http://schemas.microsoft.com/office/drawing/2016/5/9/chartex" xmlns:cx4="http://schemas.microsoft.com/office/drawing/2016/5/10/chartex" xmlns:cx5="http://schemas.microsoft.com/office/drawing/2016/5/11/chartex" xmlns:cx6="http://schemas.microsoft.com/office/drawing/2016/5/12/chartex" xmlns:cx7="http://schemas.microsoft.com/office/drawing/2016/5/13/chartex" xmlns:cx8="http://schemas.microsoft.com/office/drawing/2016/5/14/chartex" xmlns:mc="http://schemas.openxmlformats.org/markup-compatibility/2006" xmlns:aink="http://schemas.microsoft.com/office/drawing/2016/ink" xmlns:am3d="http://schemas.microsoft.com/office/drawing/2017/model3d" xmlns:o="urn:schemas-microsoft-com:office:office" xmlns:oel="http://schemas.microsoft.com/office/2019/extlst" xmlns:r="http://purl.oclc.org/ooxml/officeDocument/relationships" xmlns:m="http://purl.oclc.org/ooxml/officeDocument/math" xmlns:v="urn:schemas-microsoft-com:vml" xmlns:wp14="http://schemas.microsoft.com/office/word/2010/wordprocessingDrawing" xmlns:wp="http://purl.oclc.org/ooxml/drawingml/wordprocessingDrawing" xmlns:w10="urn:schemas-microsoft-com:office:word" xmlns:w="http://purl.oclc.org/ooxml/wordprocessingml/main" xmlns:w14="http://schemas.microsoft.com/office/word/2010/wordml" xmlns:w15="http://schemas.microsoft.com/office/word/2012/wordml" xmlns:w16cex="http://schemas.microsoft.com/office/word/2018/wordml/cex" xmlns:w16cid="http://schemas.microsoft.com/office/word/2016/wordml/cid" xmlns:w16="http://schemas.microsoft.com/office/word/2018/wordml" xmlns:w16du="http://schemas.microsoft.com/office/word/2023/wordml/word16du" xmlns:w16sdtdh="http://schemas.microsoft.com/office/word/2020/wordml/sdtdatahash" xmlns:w16sdtfl="http://schemas.microsoft.com/office/word/2024/wordml/sdtformatlock" xmlns:w16se="http://schemas.microsoft.com/office/word/2015/wordml/symex" xmlns:wpi="http://schemas.microsoft.com/office/word/2010/wordprocessingInk" xmlns:wne="http://schemas.microsoft.com/office/word/2006/wordml" mc:Ignorable="w14 w15 w16se w16cid w16 w16cex w16sdtdh w16sdtfl w16du wne wp14">
   <w:p>
     <w:pPr>
       <w:pStyle w:val="Footer"/>
@@ -4628,7 +4585,7 @@
 </file>
 
 <file path=word/footnotes.xml><?xml version="1.0" encoding="utf-8"?>
-<w:footnotes xmlns:cx="http://schemas.microsoft.com/office/drawing/2014/chartex" xmlns:cx1="http://schemas.microsoft.com/office/drawing/2015/9/8/chartex" xmlns:cx2="http://schemas.microsoft.com/office/drawing/2015/10/21/chartex" xmlns:cx3="http://schemas.microsoft.com/office/drawing/2016/5/9/chartex" xmlns:cx4="http://schemas.microsoft.com/office/drawing/2016/5/10/chartex" xmlns:cx5="http://schemas.microsoft.com/office/drawing/2016/5/11/chartex" xmlns:cx6="http://schemas.microsoft.com/office/drawing/2016/5/12/chartex" xmlns:cx7="http://schemas.microsoft.com/office/drawing/2016/5/13/chartex" xmlns:cx8="http://schemas.microsoft.com/office/drawing/2016/5/14/chartex" xmlns:mc="http://schemas.openxmlformats.org/markup-compatibility/2006" xmlns:aink="http://schemas.microsoft.com/office/drawing/2016/ink" xmlns:am3d="http://schemas.microsoft.com/office/drawing/2017/model3d" xmlns:o="urn:schemas-microsoft-com:office:office" xmlns:oel="http://schemas.microsoft.com/office/2019/extlst" xmlns:r="http://purl.oclc.org/ooxml/officeDocument/relationships" xmlns:m="http://purl.oclc.org/ooxml/officeDocument/math" xmlns:v="urn:schemas-microsoft-com:vml" xmlns:wp14="http://schemas.microsoft.com/office/word/2010/wordprocessingDrawing" xmlns:wp="http://purl.oclc.org/ooxml/drawingml/wordprocessingDrawing" xmlns:w10="urn:schemas-microsoft-com:office:word" xmlns:w="http://purl.oclc.org/ooxml/wordprocessingml/main" xmlns:w14="http://schemas.microsoft.com/office/word/2010/wordml" xmlns:w15="http://schemas.microsoft.com/office/word/2012/wordml" xmlns:w16cex="http://schemas.microsoft.com/office/word/2018/wordml/cex" xmlns:w16cid="http://schemas.microsoft.com/office/word/2016/wordml/cid" xmlns:w16="http://schemas.microsoft.com/office/word/2018/wordml" xmlns:w16du="http://schemas.microsoft.com/office/word/2023/wordml/word16du" xmlns:w16sdtdh="http://schemas.microsoft.com/office/word/2020/wordml/sdtdatahash" xmlns:w16se="http://schemas.microsoft.com/office/word/2015/wordml/symex" xmlns:wpi="http://schemas.microsoft.com/office/word/2010/wordprocessingInk" xmlns:wne="http://schemas.microsoft.com/office/word/2006/wordml" mc:Ignorable="w14 w15 w16se w16cid w16 w16cex w16sdtdh w16du wne wp14">
+<w:footnotes xmlns:cx="http://schemas.microsoft.com/office/drawing/2014/chartex" xmlns:cx1="http://schemas.microsoft.com/office/drawing/2015/9/8/chartex" xmlns:cx2="http://schemas.microsoft.com/office/drawing/2015/10/21/chartex" xmlns:cx3="http://schemas.microsoft.com/office/drawing/2016/5/9/chartex" xmlns:cx4="http://schemas.microsoft.com/office/drawing/2016/5/10/chartex" xmlns:cx5="http://schemas.microsoft.com/office/drawing/2016/5/11/chartex" xmlns:cx6="http://schemas.microsoft.com/office/drawing/2016/5/12/chartex" xmlns:cx7="http://schemas.microsoft.com/office/drawing/2016/5/13/chartex" xmlns:cx8="http://schemas.microsoft.com/office/drawing/2016/5/14/chartex" xmlns:mc="http://schemas.openxmlformats.org/markup-compatibility/2006" xmlns:aink="http://schemas.microsoft.com/office/drawing/2016/ink" xmlns:am3d="http://schemas.microsoft.com/office/drawing/2017/model3d" xmlns:o="urn:schemas-microsoft-com:office:office" xmlns:oel="http://schemas.microsoft.com/office/2019/extlst" xmlns:r="http://purl.oclc.org/ooxml/officeDocument/relationships" xmlns:m="http://purl.oclc.org/ooxml/officeDocument/math" xmlns:v="urn:schemas-microsoft-com:vml" xmlns:wp14="http://schemas.microsoft.com/office/word/2010/wordprocessingDrawing" xmlns:wp="http://purl.oclc.org/ooxml/drawingml/wordprocessingDrawing" xmlns:w10="urn:schemas-microsoft-com:office:word" xmlns:w="http://purl.oclc.org/ooxml/wordprocessingml/main" xmlns:w14="http://schemas.microsoft.com/office/word/2010/wordml" xmlns:w15="http://schemas.microsoft.com/office/word/2012/wordml" xmlns:w16cex="http://schemas.microsoft.com/office/word/2018/wordml/cex" xmlns:w16cid="http://schemas.microsoft.com/office/word/2016/wordml/cid" xmlns:w16="http://schemas.microsoft.com/office/word/2018/wordml" xmlns:w16du="http://schemas.microsoft.com/office/word/2023/wordml/word16du" xmlns:w16sdtdh="http://schemas.microsoft.com/office/word/2020/wordml/sdtdatahash" xmlns:w16sdtfl="http://schemas.microsoft.com/office/word/2024/wordml/sdtformatlock" xmlns:w16se="http://schemas.microsoft.com/office/word/2015/wordml/symex" xmlns:wpi="http://schemas.microsoft.com/office/word/2010/wordprocessingInk" xmlns:wne="http://schemas.microsoft.com/office/word/2006/wordml" mc:Ignorable="w14 w15 w16se w16cid w16 w16cex w16sdtdh w16sdtfl w16du wne wp14">
   <w:footnote w:type="separator" w:id="-1">
     <w:p>
       <w:r>
@@ -4647,7 +4604,7 @@
 </file>
 
 <file path=word/numbering.xml><?xml version="1.0" encoding="utf-8"?>
-<w:numbering xmlns:cx="http://schemas.microsoft.com/office/drawing/2014/chartex" xmlns:cx1="http://schemas.microsoft.com/office/drawing/2015/9/8/chartex" xmlns:cx2="http://schemas.microsoft.com/office/drawing/2015/10/21/chartex" xmlns:cx3="http://schemas.microsoft.com/office/drawing/2016/5/9/chartex" xmlns:cx4="http://schemas.microsoft.com/office/drawing/2016/5/10/chartex" xmlns:cx5="http://schemas.microsoft.com/office/drawing/2016/5/11/chartex" xmlns:cx6="http://schemas.microsoft.com/office/drawing/2016/5/12/chartex" xmlns:cx7="http://schemas.microsoft.com/office/drawing/2016/5/13/chartex" xmlns:cx8="http://schemas.microsoft.com/office/drawing/2016/5/14/chartex" xmlns:mc="http://schemas.openxmlformats.org/markup-compatibility/2006" xmlns:aink="http://schemas.microsoft.com/office/drawing/2016/ink" xmlns:am3d="http://schemas.microsoft.com/office/drawing/2017/model3d" xmlns:o="urn:schemas-microsoft-com:office:office" xmlns:oel="http://schemas.microsoft.com/office/2019/extlst" xmlns:r="http://purl.oclc.org/ooxml/officeDocument/relationships" xmlns:m="http://purl.oclc.org/ooxml/officeDocument/math" xmlns:v="urn:schemas-microsoft-com:vml" xmlns:wp14="http://schemas.microsoft.com/office/word/2010/wordprocessingDrawing" xmlns:wp="http://purl.oclc.org/ooxml/drawingml/wordprocessingDrawing" xmlns:w10="urn:schemas-microsoft-com:office:word" xmlns:w="http://purl.oclc.org/ooxml/wordprocessingml/main" xmlns:w14="http://schemas.microsoft.com/office/word/2010/wordml" xmlns:w15="http://schemas.microsoft.com/office/word/2012/wordml" xmlns:w16cex="http://schemas.microsoft.com/office/word/2018/wordml/cex" xmlns:w16cid="http://schemas.microsoft.com/office/word/2016/wordml/cid" xmlns:w16="http://schemas.microsoft.com/office/word/2018/wordml" xmlns:w16du="http://schemas.microsoft.com/office/word/2023/wordml/word16du" xmlns:w16sdtdh="http://schemas.microsoft.com/office/word/2020/wordml/sdtdatahash" xmlns:w16se="http://schemas.microsoft.com/office/word/2015/wordml/symex" xmlns:wpi="http://schemas.microsoft.com/office/word/2010/wordprocessingInk" xmlns:wne="http://schemas.microsoft.com/office/word/2006/wordml" mc:Ignorable="w14 w15 w16se w16cid w16 w16cex w16sdtdh w16du wne wp14">
+<w:numbering xmlns:cx="http://schemas.microsoft.com/office/drawing/2014/chartex" xmlns:cx1="http://schemas.microsoft.com/office/drawing/2015/9/8/chartex" xmlns:cx2="http://schemas.microsoft.com/office/drawing/2015/10/21/chartex" xmlns:cx3="http://schemas.microsoft.com/office/drawing/2016/5/9/chartex" xmlns:cx4="http://schemas.microsoft.com/office/drawing/2016/5/10/chartex" xmlns:cx5="http://schemas.microsoft.com/office/drawing/2016/5/11/chartex" xmlns:cx6="http://schemas.microsoft.com/office/drawing/2016/5/12/chartex" xmlns:cx7="http://schemas.microsoft.com/office/drawing/2016/5/13/chartex" xmlns:cx8="http://schemas.microsoft.com/office/drawing/2016/5/14/chartex" xmlns:mc="http://schemas.openxmlformats.org/markup-compatibility/2006" xmlns:aink="http://schemas.microsoft.com/office/drawing/2016/ink" xmlns:am3d="http://schemas.microsoft.com/office/drawing/2017/model3d" xmlns:o="urn:schemas-microsoft-com:office:office" xmlns:oel="http://schemas.microsoft.com/office/2019/extlst" xmlns:r="http://purl.oclc.org/ooxml/officeDocument/relationships" xmlns:m="http://purl.oclc.org/ooxml/officeDocument/math" xmlns:v="urn:schemas-microsoft-com:vml" xmlns:wp14="http://schemas.microsoft.com/office/word/2010/wordprocessingDrawing" xmlns:wp="http://purl.oclc.org/ooxml/drawingml/wordprocessingDrawing" xmlns:w10="urn:schemas-microsoft-com:office:word" xmlns:w="http://purl.oclc.org/ooxml/wordprocessingml/main" xmlns:w14="http://schemas.microsoft.com/office/word/2010/wordml" xmlns:w15="http://schemas.microsoft.com/office/word/2012/wordml" xmlns:w16cex="http://schemas.microsoft.com/office/word/2018/wordml/cex" xmlns:w16cid="http://schemas.microsoft.com/office/word/2016/wordml/cid" xmlns:w16="http://schemas.microsoft.com/office/word/2018/wordml" xmlns:w16du="http://schemas.microsoft.com/office/word/2023/wordml/word16du" xmlns:w16sdtdh="http://schemas.microsoft.com/office/word/2020/wordml/sdtdatahash" xmlns:w16sdtfl="http://schemas.microsoft.com/office/word/2024/wordml/sdtformatlock" xmlns:w16se="http://schemas.microsoft.com/office/word/2015/wordml/symex" xmlns:wpi="http://schemas.microsoft.com/office/word/2010/wordprocessingInk" xmlns:wne="http://schemas.microsoft.com/office/word/2006/wordml" mc:Ignorable="w14 w15 w16se w16cid w16 w16cex w16sdtdh w16sdtfl w16du wne wp14">
   <w:abstractNum w:abstractNumId="0" w15:restartNumberingAfterBreak="0">
     <w:nsid w:val="FFFFFF1D"/>
     <w:multiLevelType w:val="multilevel"/>
@@ -7055,7 +7012,7 @@
 </file>
 
 <file path=word/styles.xml><?xml version="1.0" encoding="utf-8"?>
-<w:styles xmlns:mc="http://schemas.openxmlformats.org/markup-compatibility/2006" xmlns:r="http://purl.oclc.org/ooxml/officeDocument/relationships" xmlns:w="http://purl.oclc.org/ooxml/wordprocessingml/main" xmlns:w14="http://schemas.microsoft.com/office/word/2010/wordml" xmlns:w15="http://schemas.microsoft.com/office/word/2012/wordml" xmlns:w16cex="http://schemas.microsoft.com/office/word/2018/wordml/cex" xmlns:w16cid="http://schemas.microsoft.com/office/word/2016/wordml/cid" xmlns:w16="http://schemas.microsoft.com/office/word/2018/wordml" xmlns:w16du="http://schemas.microsoft.com/office/word/2023/wordml/word16du" xmlns:w16sdtdh="http://schemas.microsoft.com/office/word/2020/wordml/sdtdatahash" xmlns:w16se="http://schemas.microsoft.com/office/word/2015/wordml/symex" mc:Ignorable="w14 w15 w16se w16cid w16 w16cex w16sdtdh w16du">
+<w:styles xmlns:mc="http://schemas.openxmlformats.org/markup-compatibility/2006" xmlns:r="http://purl.oclc.org/ooxml/officeDocument/relationships" xmlns:w="http://purl.oclc.org/ooxml/wordprocessingml/main" xmlns:w14="http://schemas.microsoft.com/office/word/2010/wordml" xmlns:w15="http://schemas.microsoft.com/office/word/2012/wordml" xmlns:w16cex="http://schemas.microsoft.com/office/word/2018/wordml/cex" xmlns:w16cid="http://schemas.microsoft.com/office/word/2016/wordml/cid" xmlns:w16="http://schemas.microsoft.com/office/word/2018/wordml" xmlns:w16du="http://schemas.microsoft.com/office/word/2023/wordml/word16du" xmlns:w16sdtdh="http://schemas.microsoft.com/office/word/2020/wordml/sdtdatahash" xmlns:w16sdtfl="http://schemas.microsoft.com/office/word/2024/wordml/sdtformatlock" xmlns:w16se="http://schemas.microsoft.com/office/word/2015/wordml/symex" mc:Ignorable="w14 w15 w16se w16cid w16 w16cex w16sdtdh w16sdtfl w16du">
   <w:docDefaults>
     <w:rPrDefault>
       <w:rPr>
